--- a/Тестирование/оТЧЕТ ПО ФОРМАМ.docx
+++ b/Тестирование/оТЧЕТ ПО ФОРМАМ.docx
@@ -9,6 +9,8 @@
           <w:rFonts w:ascii="Times New Roman" w:hAnsi="Times New Roman" w:cs="Times New Roman"/>
         </w:rPr>
       </w:pPr>
+      <w:bookmarkStart w:id="0" w:name="_GoBack"/>
+      <w:bookmarkEnd w:id="0"/>
     </w:p>
     <w:p>
       <w:pPr>
@@ -567,8 +569,6 @@
           <w:szCs w:val="28"/>
         </w:rPr>
       </w:pPr>
-      <w:bookmarkStart w:id="0" w:name="_GoBack"/>
-      <w:bookmarkEnd w:id="0"/>
     </w:p>
     <w:p>
       <w:pPr>
@@ -7346,6 +7346,10 @@
     </w:p>
     <w:p>
       <w:r>
+        <w:rPr>
+          <w:noProof/>
+          <w:lang w:eastAsia="ru-RU"/>
+        </w:rPr>
         <w:drawing>
           <wp:inline distT="0" distB="0" distL="0" distR="0" wp14:anchorId="14291580" wp14:editId="072A812E">
             <wp:extent cx="5153744" cy="1905266"/>
@@ -7385,6 +7389,10 @@
     </w:p>
     <w:p>
       <w:r>
+        <w:rPr>
+          <w:noProof/>
+          <w:lang w:eastAsia="ru-RU"/>
+        </w:rPr>
         <w:drawing>
           <wp:inline distT="0" distB="0" distL="0" distR="0" wp14:anchorId="07D7E73E" wp14:editId="1C773A8E">
             <wp:extent cx="2286319" cy="1914792"/>
@@ -7424,6 +7432,10 @@
     </w:p>
     <w:p>
       <w:r>
+        <w:rPr>
+          <w:noProof/>
+          <w:lang w:eastAsia="ru-RU"/>
+        </w:rPr>
         <w:lastRenderedPageBreak/>
         <w:drawing>
           <wp:inline distT="0" distB="0" distL="0" distR="0" wp14:anchorId="41E7A1F2" wp14:editId="0C5FDBD6">
@@ -7531,6 +7543,10 @@
         </w:tabs>
       </w:pPr>
       <w:r>
+        <w:rPr>
+          <w:noProof/>
+          <w:lang w:eastAsia="ru-RU"/>
+        </w:rPr>
         <w:lastRenderedPageBreak/>
         <w:drawing>
           <wp:inline distT="0" distB="0" distL="0" distR="0" wp14:anchorId="69EE08BB" wp14:editId="28FD1437">
@@ -7586,6 +7602,10 @@
         </w:tabs>
       </w:pPr>
       <w:r>
+        <w:rPr>
+          <w:noProof/>
+          <w:lang w:eastAsia="ru-RU"/>
+        </w:rPr>
         <w:drawing>
           <wp:inline distT="0" distB="0" distL="0" distR="0" wp14:anchorId="15AFE7A0" wp14:editId="3FE161BB">
             <wp:extent cx="5940425" cy="3821516"/>
@@ -7640,6 +7660,10 @@
         </w:tabs>
       </w:pPr>
       <w:r>
+        <w:rPr>
+          <w:noProof/>
+          <w:lang w:eastAsia="ru-RU"/>
+        </w:rPr>
         <w:lastRenderedPageBreak/>
         <w:drawing>
           <wp:inline distT="0" distB="0" distL="0" distR="0" wp14:anchorId="51E8146F" wp14:editId="11F0951A">
@@ -7695,6 +7719,10 @@
         </w:tabs>
       </w:pPr>
       <w:r>
+        <w:rPr>
+          <w:noProof/>
+          <w:lang w:eastAsia="ru-RU"/>
+        </w:rPr>
         <w:drawing>
           <wp:inline distT="0" distB="0" distL="0" distR="0" wp14:anchorId="581FC210" wp14:editId="183DDEC9">
             <wp:extent cx="4544059" cy="2915057"/>
@@ -9752,7 +9780,7 @@
 </file>
 
 <file path=customXml/itemProps1.xml><?xml version="1.0" encoding="utf-8"?>
-<ds:datastoreItem xmlns:ds="http://schemas.openxmlformats.org/officeDocument/2006/customXml" ds:itemID="{7E9D9F20-7DF7-40E2-B2A3-5F9EE179327A}">
+<ds:datastoreItem xmlns:ds="http://schemas.openxmlformats.org/officeDocument/2006/customXml" ds:itemID="{E8595AD4-5C70-41B1-984C-D01A129B2025}">
   <ds:schemaRefs>
     <ds:schemaRef ds:uri="http://schemas.openxmlformats.org/officeDocument/2006/bibliography"/>
   </ds:schemaRefs>
